--- a/VDd_processes/vd-process-integration-note.docx
+++ b/VDd_processes/vd-process-integration-note.docx
@@ -67,14 +67,13 @@
           <w:sz w:val="22"/>
           <w:szCs w:val="22"/>
         </w:rPr>
-        <w:t xml:space="preserve">Reads with: </w:t>
+        <w:t>Reads with: INDEX Master Overview · Pricing Calculator · Phase 1 Discovery · Phase 2 Scope</w:t>
       </w:r>
       <w:r>
         <w:rPr>
           <w:sz w:val="22"/>
           <w:szCs w:val="22"/>
         </w:rPr>
-        <w:t xml:space="preserve">Phase 0 Master Overview Index · Pricing Calculator · Phase 1 Discovery · Phase 2 Scope</w:t>
       </w:r>
     </w:p>
     <w:p>
@@ -127,7 +126,7 @@
           <w:sz w:val="22"/>
           <w:szCs w:val="22"/>
         </w:rPr>
-        <w:t xml:space="preserve">The framework already defines the exact sequence we described. Phase 0's Phase Cycle Overview and Handoff Map run: Pre-engagement Fit-Check → Phase 1 Discovery → Phase 2 Scope/MVP → Phase 3 Blueprint → Phase 4 Build → Phase 5 Testing → Phase 6 Go-live/Managed → Phase 7 Client Comms, with Decision Log, Risk Register, Pricing and Workflows running throughout. “Do not promise a solution too early” is written into Phase 1; “prevent scope creep” into Phase 2. Nothing about the sequence needs inventing — only the new assets need wiring in.</w:t>
+        <w:t>The framework already defines the exact sequence we described. INDEX Master Overview’s Phase Cycle Overview and Handoff Map run: Pre-engagement Fit-Check → Phase 1 Discovery → Phase 2 Scope/MVP → Phase 3 Blueprint → Phase 4 Build → Phase 5 Testing → Phase 6 Go-live/Managed → Phase 7 Client Comms, with Decision Log, Risk Register, Pricing and Workflows running throughout. “Do not promise a solution too early” is written into Phase 1; “prevent scope creep” into Phase 2. Nothing about the sequence needs inventing — only the new assets need wiring in.</w:t>
       </w:r>
     </w:p>
     <w:p>
@@ -1919,7 +1918,7 @@
           <w:sz w:val="21"/>
           <w:szCs w:val="21"/>
         </w:rPr>
-        <w:t xml:space="preserve">Phase 0 File Index: flip “Automation_Category_Reference” from To Build → In Use and point it at vd-pattern-catalogue (docx/pdf, now 4 groups / 19 sub-processes, not xlsx). Add rows for Discovery Reference, Scoping Worksheet, and the Pattern Flow Diagrams PDF.</w:t>
+        <w:t>INDEX Master Overview’s File Index: flip “Automation_Category_Reference” from To Build → In Use and point it at vd-pattern-catalogue (docx/pdf, now 4 groups / 19 sub-processes, not xlsx). Add rows for Discovery Reference, Scoping Worksheet, and the Pattern Flow Diagrams PDF.</w:t>
       </w:r>
     </w:p>
     <w:p>
@@ -1936,7 +1935,7 @@
           <w:sz w:val="21"/>
           <w:szCs w:val="21"/>
         </w:rPr>
-        <w:t xml:space="preserve">Phase 0 File Index: correct stale versions — Phase 1 shows v5 (actual v6), Phase 2 v2 (actual v3), Pricing v6 (actual v10). Align the index to the real filenames.</w:t>
+        <w:t>INDEX Master Overview’s File Index: correct stale versions — Phase 1 shows v5 (actual v6), Phase 2 v2 (actual v3), Pricing v6 (actual v10). Align the index to the real filenames. [Historical note: this file was later renamed from Phase0_Master_Overview_Index to INDEX_Master_Overview, and Phase0_Targeting_Wedge_Selection to Company_Targeting_Wedge_Selection, to remove the "Phase0" ambiguity.]</w:t>
       </w:r>
     </w:p>
     <w:p>
